--- a/1 - Requisitos Funcionais.docx
+++ b/1 - Requisitos Funcionais.docx
@@ -1986,7 +1986,27 @@
                 <w:szCs w:val="24"/>
                 <w:lang w:eastAsia="pt-BR"/>
               </w:rPr>
-              <w:t>Filtrar histórico por produto.</w:t>
+              <w:t xml:space="preserve">Filtrar histórico por </w:t>
+            </w:r>
+            <w:r>
+              <w:rPr>
+                <w:rFonts w:ascii="Arial" w:eastAsia="Times New Roman" w:hAnsi="Arial" w:cs="Arial"/>
+                <w:color w:val="000000"/>
+                <w:sz w:val="24"/>
+                <w:szCs w:val="24"/>
+                <w:lang w:eastAsia="pt-BR"/>
+              </w:rPr>
+              <w:t xml:space="preserve">nome do </w:t>
+            </w:r>
+            <w:r>
+              <w:rPr>
+                <w:rFonts w:ascii="Arial" w:eastAsia="Times New Roman" w:hAnsi="Arial" w:cs="Arial"/>
+                <w:color w:val="000000"/>
+                <w:sz w:val="24"/>
+                <w:szCs w:val="24"/>
+                <w:lang w:eastAsia="pt-BR"/>
+              </w:rPr>
+              <w:t>produto.</w:t>
             </w:r>
           </w:p>
         </w:tc>
@@ -2353,7 +2373,17 @@
                 <w:szCs w:val="24"/>
                 <w:lang w:eastAsia="pt-BR"/>
               </w:rPr>
-              <w:t>Filtrar os históricos pelo responsável.</w:t>
+              <w:t xml:space="preserve">Filtrar </w:t>
+            </w:r>
+            <w:r>
+              <w:rPr>
+                <w:rFonts w:ascii="Arial" w:eastAsia="Times New Roman" w:hAnsi="Arial" w:cs="Arial"/>
+                <w:color w:val="000000"/>
+                <w:sz w:val="24"/>
+                <w:szCs w:val="24"/>
+                <w:lang w:eastAsia="pt-BR"/>
+              </w:rPr>
+              <w:t>as movimentações pelo produto.</w:t>
             </w:r>
           </w:p>
         </w:tc>
@@ -2393,7 +2423,47 @@
                 <w:szCs w:val="24"/>
                 <w:lang w:eastAsia="pt-BR"/>
               </w:rPr>
-              <w:t>Filtra os históricos a partir do nome do responsável.</w:t>
+              <w:t xml:space="preserve">Filtra </w:t>
+            </w:r>
+            <w:r>
+              <w:rPr>
+                <w:rFonts w:ascii="Arial" w:eastAsia="Times New Roman" w:hAnsi="Arial" w:cs="Arial"/>
+                <w:color w:val="000000"/>
+                <w:sz w:val="24"/>
+                <w:szCs w:val="24"/>
+                <w:lang w:eastAsia="pt-BR"/>
+              </w:rPr>
+              <w:t xml:space="preserve">as movimentações </w:t>
+            </w:r>
+            <w:r>
+              <w:rPr>
+                <w:rFonts w:ascii="Arial" w:eastAsia="Times New Roman" w:hAnsi="Arial" w:cs="Arial"/>
+                <w:color w:val="000000"/>
+                <w:sz w:val="24"/>
+                <w:szCs w:val="24"/>
+                <w:lang w:eastAsia="pt-BR"/>
+              </w:rPr>
+              <w:t xml:space="preserve">a partir do nome do </w:t>
+            </w:r>
+            <w:r>
+              <w:rPr>
+                <w:rFonts w:ascii="Arial" w:eastAsia="Times New Roman" w:hAnsi="Arial" w:cs="Arial"/>
+                <w:color w:val="000000"/>
+                <w:sz w:val="24"/>
+                <w:szCs w:val="24"/>
+                <w:lang w:eastAsia="pt-BR"/>
+              </w:rPr>
+              <w:t>produto</w:t>
+            </w:r>
+            <w:r>
+              <w:rPr>
+                <w:rFonts w:ascii="Arial" w:eastAsia="Times New Roman" w:hAnsi="Arial" w:cs="Arial"/>
+                <w:color w:val="000000"/>
+                <w:sz w:val="24"/>
+                <w:szCs w:val="24"/>
+                <w:lang w:eastAsia="pt-BR"/>
+              </w:rPr>
+              <w:t>.</w:t>
             </w:r>
           </w:p>
         </w:tc>

--- a/1 - Requisitos Funcionais.docx
+++ b/1 - Requisitos Funcionais.docx
@@ -76,6 +76,7 @@
     <w:tbl>
       <w:tblPr>
         <w:tblW w:w="9480" w:type="dxa"/>
+        <w:tblInd w:w="-493" w:type="dxa"/>
         <w:shd w:val="clear" w:color="auto" w:fill="FFFFFF"/>
         <w:tblLook w:val="04A0" w:firstRow="1" w:lastRow="0" w:firstColumn="1" w:lastColumn="0" w:noHBand="0" w:noVBand="1"/>
       </w:tblPr>
@@ -1048,16 +1049,15 @@
               <w:bottom w:w="100" w:type="dxa"/>
               <w:right w:w="100" w:type="dxa"/>
             </w:tcMar>
-            <w:hideMark/>
-          </w:tcPr>
-          <w:p>
-            <w:pPr>
-              <w:spacing w:after="0" w:line="240" w:lineRule="auto"/>
-              <w:rPr>
-                <w:rFonts w:ascii="Times New Roman" w:eastAsia="Times New Roman" w:hAnsi="Times New Roman" w:cs="Times New Roman"/>
-                <w:color w:val="000000"/>
-                <w:sz w:val="27"/>
-                <w:szCs w:val="27"/>
+          </w:tcPr>
+          <w:p>
+            <w:pPr>
+              <w:spacing w:after="0" w:line="240" w:lineRule="auto"/>
+              <w:rPr>
+                <w:rFonts w:ascii="Arial" w:eastAsia="Times New Roman" w:hAnsi="Arial" w:cs="Arial"/>
+                <w:color w:val="000000"/>
+                <w:sz w:val="24"/>
+                <w:szCs w:val="24"/>
                 <w:lang w:eastAsia="pt-BR"/>
               </w:rPr>
             </w:pPr>
@@ -1089,28 +1089,27 @@
               <w:bottom w:w="100" w:type="dxa"/>
               <w:right w:w="100" w:type="dxa"/>
             </w:tcMar>
-            <w:hideMark/>
-          </w:tcPr>
-          <w:p>
-            <w:pPr>
-              <w:spacing w:after="0" w:line="240" w:lineRule="auto"/>
-              <w:rPr>
-                <w:rFonts w:ascii="Times New Roman" w:eastAsia="Times New Roman" w:hAnsi="Times New Roman" w:cs="Times New Roman"/>
-                <w:color w:val="000000"/>
-                <w:sz w:val="27"/>
-                <w:szCs w:val="27"/>
-                <w:lang w:eastAsia="pt-BR"/>
-              </w:rPr>
-            </w:pPr>
-            <w:r>
-              <w:rPr>
-                <w:rFonts w:ascii="Arial" w:eastAsia="Times New Roman" w:hAnsi="Arial" w:cs="Arial"/>
-                <w:color w:val="000000"/>
-                <w:sz w:val="24"/>
-                <w:szCs w:val="24"/>
-                <w:lang w:eastAsia="pt-BR"/>
-              </w:rPr>
-              <w:t>Alertar produto abaixo da quantidade mínima de estoque.</w:t>
+          </w:tcPr>
+          <w:p>
+            <w:pPr>
+              <w:spacing w:after="0" w:line="240" w:lineRule="auto"/>
+              <w:rPr>
+                <w:rFonts w:ascii="Arial" w:eastAsia="Times New Roman" w:hAnsi="Arial" w:cs="Arial"/>
+                <w:color w:val="000000"/>
+                <w:sz w:val="24"/>
+                <w:szCs w:val="24"/>
+                <w:lang w:eastAsia="pt-BR"/>
+              </w:rPr>
+            </w:pPr>
+            <w:r>
+              <w:rPr>
+                <w:rFonts w:ascii="Arial" w:eastAsia="Times New Roman" w:hAnsi="Arial" w:cs="Arial"/>
+                <w:color w:val="000000"/>
+                <w:sz w:val="24"/>
+                <w:szCs w:val="24"/>
+                <w:lang w:eastAsia="pt-BR"/>
+              </w:rPr>
+              <w:t>Registrar movimentações.</w:t>
             </w:r>
           </w:p>
         </w:tc>
@@ -1130,33 +1129,35 @@
               <w:bottom w:w="100" w:type="dxa"/>
               <w:right w:w="100" w:type="dxa"/>
             </w:tcMar>
-            <w:hideMark/>
-          </w:tcPr>
-          <w:p>
-            <w:pPr>
-              <w:spacing w:after="0" w:line="240" w:lineRule="auto"/>
-              <w:rPr>
-                <w:rFonts w:ascii="Times New Roman" w:eastAsia="Times New Roman" w:hAnsi="Times New Roman" w:cs="Times New Roman"/>
-                <w:color w:val="000000"/>
-                <w:sz w:val="27"/>
-                <w:szCs w:val="27"/>
-                <w:lang w:eastAsia="pt-BR"/>
-              </w:rPr>
-            </w:pPr>
-            <w:r>
-              <w:rPr>
-                <w:rFonts w:ascii="Arial" w:eastAsia="Times New Roman" w:hAnsi="Arial" w:cs="Arial"/>
-                <w:color w:val="000000"/>
-                <w:sz w:val="24"/>
-                <w:szCs w:val="24"/>
-                <w:lang w:eastAsia="pt-BR"/>
-              </w:rPr>
-              <w:t>Indicar visualmente o produto que está com o estoque abaixo da quantidade mínima.</w:t>
+          </w:tcPr>
+          <w:p>
+            <w:pPr>
+              <w:spacing w:after="0" w:line="240" w:lineRule="auto"/>
+              <w:rPr>
+                <w:rFonts w:ascii="Arial" w:eastAsia="Times New Roman" w:hAnsi="Arial" w:cs="Arial"/>
+                <w:color w:val="000000"/>
+                <w:sz w:val="24"/>
+                <w:szCs w:val="24"/>
+                <w:lang w:eastAsia="pt-BR"/>
+              </w:rPr>
+            </w:pPr>
+            <w:r>
+              <w:rPr>
+                <w:rFonts w:ascii="Arial" w:eastAsia="Times New Roman" w:hAnsi="Arial" w:cs="Arial"/>
+                <w:color w:val="000000"/>
+                <w:sz w:val="24"/>
+                <w:szCs w:val="24"/>
+                <w:lang w:eastAsia="pt-BR"/>
+              </w:rPr>
+              <w:t>Registrar movimentações, informando a quantidade e o tipo. (Entrada e saída)</w:t>
             </w:r>
           </w:p>
         </w:tc>
       </w:tr>
       <w:tr>
+        <w:trPr>
+          <w:trHeight w:val="890"/>
+        </w:trPr>
         <w:tc>
           <w:tcPr>
             <w:tcW w:w="1680" w:type="dxa"/>
@@ -1194,7 +1195,17 @@
                 <w:szCs w:val="24"/>
                 <w:lang w:eastAsia="pt-BR"/>
               </w:rPr>
-              <w:t>RF08</w:t>
+              <w:t>RF</w:t>
+            </w:r>
+            <w:r>
+              <w:rPr>
+                <w:rFonts w:ascii="Arial" w:eastAsia="Times New Roman" w:hAnsi="Arial" w:cs="Arial"/>
+                <w:color w:val="000000"/>
+                <w:sz w:val="24"/>
+                <w:szCs w:val="24"/>
+                <w:lang w:eastAsia="pt-BR"/>
+              </w:rPr>
+              <w:t>08</w:t>
             </w:r>
           </w:p>
         </w:tc>
@@ -1235,7 +1246,7 @@
                 <w:szCs w:val="24"/>
                 <w:lang w:eastAsia="pt-BR"/>
               </w:rPr>
-              <w:t>Registrar histórico.</w:t>
+              <w:t>Atualizar a quantidade de estoque.</w:t>
             </w:r>
           </w:p>
         </w:tc>
@@ -1276,1194 +1287,7 @@
                 <w:szCs w:val="24"/>
                 <w:lang w:eastAsia="pt-BR"/>
               </w:rPr>
-              <w:t>Registrar histórico dos produtos, informando seu responsável e a data de operação.</w:t>
-            </w:r>
-          </w:p>
-        </w:tc>
-      </w:tr>
-      <w:tr>
-        <w:tc>
-          <w:tcPr>
-            <w:tcW w:w="1680" w:type="dxa"/>
-            <w:tcBorders>
-              <w:top w:val="single" w:sz="4" w:space="0" w:color="000000"/>
-              <w:left w:val="single" w:sz="4" w:space="0" w:color="000000"/>
-              <w:bottom w:val="single" w:sz="4" w:space="0" w:color="000000"/>
-              <w:right w:val="single" w:sz="4" w:space="0" w:color="000000"/>
-            </w:tcBorders>
-            <w:shd w:val="clear" w:color="auto" w:fill="FFFFFF"/>
-            <w:tcMar>
-              <w:top w:w="100" w:type="dxa"/>
-              <w:left w:w="100" w:type="dxa"/>
-              <w:bottom w:w="100" w:type="dxa"/>
-              <w:right w:w="100" w:type="dxa"/>
-            </w:tcMar>
-            <w:hideMark/>
-          </w:tcPr>
-          <w:p>
-            <w:pPr>
-              <w:spacing w:after="0" w:line="240" w:lineRule="auto"/>
-              <w:rPr>
-                <w:rFonts w:ascii="Times New Roman" w:eastAsia="Times New Roman" w:hAnsi="Times New Roman" w:cs="Times New Roman"/>
-                <w:color w:val="000000"/>
-                <w:sz w:val="27"/>
-                <w:szCs w:val="27"/>
-                <w:lang w:eastAsia="pt-BR"/>
-              </w:rPr>
-            </w:pPr>
-            <w:r>
-              <w:rPr>
-                <w:rFonts w:ascii="Arial" w:eastAsia="Times New Roman" w:hAnsi="Arial" w:cs="Arial"/>
-                <w:color w:val="000000"/>
-                <w:sz w:val="24"/>
-                <w:szCs w:val="24"/>
-                <w:lang w:eastAsia="pt-BR"/>
-              </w:rPr>
-              <w:t>RF09</w:t>
-            </w:r>
-          </w:p>
-        </w:tc>
-        <w:tc>
-          <w:tcPr>
-            <w:tcW w:w="3360" w:type="dxa"/>
-            <w:tcBorders>
-              <w:top w:val="single" w:sz="4" w:space="0" w:color="000000"/>
-              <w:left w:val="single" w:sz="4" w:space="0" w:color="000000"/>
-              <w:bottom w:val="single" w:sz="4" w:space="0" w:color="000000"/>
-              <w:right w:val="single" w:sz="4" w:space="0" w:color="000000"/>
-            </w:tcBorders>
-            <w:shd w:val="clear" w:color="auto" w:fill="FFFFFF"/>
-            <w:tcMar>
-              <w:top w:w="100" w:type="dxa"/>
-              <w:left w:w="100" w:type="dxa"/>
-              <w:bottom w:w="100" w:type="dxa"/>
-              <w:right w:w="100" w:type="dxa"/>
-            </w:tcMar>
-            <w:hideMark/>
-          </w:tcPr>
-          <w:p>
-            <w:pPr>
-              <w:spacing w:after="0" w:line="240" w:lineRule="auto"/>
-              <w:rPr>
-                <w:rFonts w:ascii="Times New Roman" w:eastAsia="Times New Roman" w:hAnsi="Times New Roman" w:cs="Times New Roman"/>
-                <w:color w:val="000000"/>
-                <w:sz w:val="27"/>
-                <w:szCs w:val="27"/>
-                <w:lang w:eastAsia="pt-BR"/>
-              </w:rPr>
-            </w:pPr>
-            <w:r>
-              <w:rPr>
-                <w:rFonts w:ascii="Arial" w:eastAsia="Times New Roman" w:hAnsi="Arial" w:cs="Arial"/>
-                <w:color w:val="000000"/>
-                <w:sz w:val="24"/>
-                <w:szCs w:val="24"/>
-                <w:lang w:eastAsia="pt-BR"/>
-              </w:rPr>
-              <w:t>Deletar histórico.</w:t>
-            </w:r>
-          </w:p>
-        </w:tc>
-        <w:tc>
-          <w:tcPr>
-            <w:tcW w:w="4440" w:type="dxa"/>
-            <w:tcBorders>
-              <w:top w:val="single" w:sz="4" w:space="0" w:color="000000"/>
-              <w:left w:val="single" w:sz="4" w:space="0" w:color="000000"/>
-              <w:bottom w:val="single" w:sz="4" w:space="0" w:color="000000"/>
-              <w:right w:val="single" w:sz="4" w:space="0" w:color="000000"/>
-            </w:tcBorders>
-            <w:shd w:val="clear" w:color="auto" w:fill="FFFFFF"/>
-            <w:tcMar>
-              <w:top w:w="100" w:type="dxa"/>
-              <w:left w:w="100" w:type="dxa"/>
-              <w:bottom w:w="100" w:type="dxa"/>
-              <w:right w:w="100" w:type="dxa"/>
-            </w:tcMar>
-            <w:hideMark/>
-          </w:tcPr>
-          <w:p>
-            <w:pPr>
-              <w:spacing w:after="0" w:line="240" w:lineRule="auto"/>
-              <w:rPr>
-                <w:rFonts w:ascii="Times New Roman" w:eastAsia="Times New Roman" w:hAnsi="Times New Roman" w:cs="Times New Roman"/>
-                <w:color w:val="000000"/>
-                <w:sz w:val="27"/>
-                <w:szCs w:val="27"/>
-                <w:lang w:eastAsia="pt-BR"/>
-              </w:rPr>
-            </w:pPr>
-            <w:r>
-              <w:rPr>
-                <w:rFonts w:ascii="Arial" w:eastAsia="Times New Roman" w:hAnsi="Arial" w:cs="Arial"/>
-                <w:color w:val="000000"/>
-                <w:sz w:val="24"/>
-                <w:szCs w:val="24"/>
-                <w:lang w:eastAsia="pt-BR"/>
-              </w:rPr>
-              <w:t>O usuário poderá deletar o histórico de movimentações.</w:t>
-            </w:r>
-          </w:p>
-        </w:tc>
-      </w:tr>
-      <w:tr>
-        <w:tc>
-          <w:tcPr>
-            <w:tcW w:w="1680" w:type="dxa"/>
-            <w:tcBorders>
-              <w:top w:val="single" w:sz="4" w:space="0" w:color="000000"/>
-              <w:left w:val="single" w:sz="4" w:space="0" w:color="000000"/>
-              <w:bottom w:val="single" w:sz="4" w:space="0" w:color="000000"/>
-              <w:right w:val="single" w:sz="4" w:space="0" w:color="000000"/>
-            </w:tcBorders>
-            <w:shd w:val="clear" w:color="auto" w:fill="FFFFFF"/>
-            <w:tcMar>
-              <w:top w:w="100" w:type="dxa"/>
-              <w:left w:w="100" w:type="dxa"/>
-              <w:bottom w:w="100" w:type="dxa"/>
-              <w:right w:w="100" w:type="dxa"/>
-            </w:tcMar>
-            <w:hideMark/>
-          </w:tcPr>
-          <w:p>
-            <w:pPr>
-              <w:spacing w:after="0" w:line="240" w:lineRule="auto"/>
-              <w:rPr>
-                <w:rFonts w:ascii="Times New Roman" w:eastAsia="Times New Roman" w:hAnsi="Times New Roman" w:cs="Times New Roman"/>
-                <w:color w:val="000000"/>
-                <w:sz w:val="27"/>
-                <w:szCs w:val="27"/>
-                <w:lang w:eastAsia="pt-BR"/>
-              </w:rPr>
-            </w:pPr>
-            <w:r>
-              <w:rPr>
-                <w:rFonts w:ascii="Arial" w:eastAsia="Times New Roman" w:hAnsi="Arial" w:cs="Arial"/>
-                <w:color w:val="000000"/>
-                <w:sz w:val="24"/>
-                <w:szCs w:val="24"/>
-                <w:lang w:eastAsia="pt-BR"/>
-              </w:rPr>
-              <w:t>RF09</w:t>
-            </w:r>
-          </w:p>
-        </w:tc>
-        <w:tc>
-          <w:tcPr>
-            <w:tcW w:w="3360" w:type="dxa"/>
-            <w:tcBorders>
-              <w:top w:val="single" w:sz="4" w:space="0" w:color="000000"/>
-              <w:left w:val="single" w:sz="4" w:space="0" w:color="000000"/>
-              <w:bottom w:val="single" w:sz="4" w:space="0" w:color="000000"/>
-              <w:right w:val="single" w:sz="4" w:space="0" w:color="000000"/>
-            </w:tcBorders>
-            <w:shd w:val="clear" w:color="auto" w:fill="FFFFFF"/>
-            <w:tcMar>
-              <w:top w:w="100" w:type="dxa"/>
-              <w:left w:w="100" w:type="dxa"/>
-              <w:bottom w:w="100" w:type="dxa"/>
-              <w:right w:w="100" w:type="dxa"/>
-            </w:tcMar>
-            <w:hideMark/>
-          </w:tcPr>
-          <w:p>
-            <w:pPr>
-              <w:spacing w:after="0" w:line="240" w:lineRule="auto"/>
-              <w:rPr>
-                <w:rFonts w:ascii="Times New Roman" w:eastAsia="Times New Roman" w:hAnsi="Times New Roman" w:cs="Times New Roman"/>
-                <w:color w:val="000000"/>
-                <w:sz w:val="27"/>
-                <w:szCs w:val="27"/>
-                <w:lang w:eastAsia="pt-BR"/>
-              </w:rPr>
-            </w:pPr>
-            <w:r>
-              <w:rPr>
-                <w:rFonts w:ascii="Arial" w:eastAsia="Times New Roman" w:hAnsi="Arial" w:cs="Arial"/>
-                <w:color w:val="000000"/>
-                <w:sz w:val="24"/>
-                <w:szCs w:val="24"/>
-                <w:lang w:eastAsia="pt-BR"/>
-              </w:rPr>
-              <w:t>Registrar entrada de estoque.</w:t>
-            </w:r>
-          </w:p>
-        </w:tc>
-        <w:tc>
-          <w:tcPr>
-            <w:tcW w:w="4440" w:type="dxa"/>
-            <w:tcBorders>
-              <w:top w:val="single" w:sz="4" w:space="0" w:color="000000"/>
-              <w:left w:val="single" w:sz="4" w:space="0" w:color="000000"/>
-              <w:bottom w:val="single" w:sz="4" w:space="0" w:color="000000"/>
-              <w:right w:val="single" w:sz="4" w:space="0" w:color="000000"/>
-            </w:tcBorders>
-            <w:shd w:val="clear" w:color="auto" w:fill="FFFFFF"/>
-            <w:tcMar>
-              <w:top w:w="100" w:type="dxa"/>
-              <w:left w:w="100" w:type="dxa"/>
-              <w:bottom w:w="100" w:type="dxa"/>
-              <w:right w:w="100" w:type="dxa"/>
-            </w:tcMar>
-            <w:hideMark/>
-          </w:tcPr>
-          <w:p>
-            <w:pPr>
-              <w:spacing w:after="0" w:line="240" w:lineRule="auto"/>
-              <w:rPr>
-                <w:rFonts w:ascii="Times New Roman" w:eastAsia="Times New Roman" w:hAnsi="Times New Roman" w:cs="Times New Roman"/>
-                <w:color w:val="000000"/>
-                <w:sz w:val="27"/>
-                <w:szCs w:val="27"/>
-                <w:lang w:eastAsia="pt-BR"/>
-              </w:rPr>
-            </w:pPr>
-            <w:r>
-              <w:rPr>
-                <w:rFonts w:ascii="Arial" w:eastAsia="Times New Roman" w:hAnsi="Arial" w:cs="Arial"/>
-                <w:color w:val="000000"/>
-                <w:sz w:val="24"/>
-                <w:szCs w:val="24"/>
-                <w:lang w:eastAsia="pt-BR"/>
-              </w:rPr>
-              <w:t>Registrar a entrada de um produto no estoque, informando o produto, quantidade e responsável.</w:t>
-            </w:r>
-          </w:p>
-        </w:tc>
-      </w:tr>
-      <w:tr>
-        <w:tc>
-          <w:tcPr>
-            <w:tcW w:w="1680" w:type="dxa"/>
-            <w:tcBorders>
-              <w:top w:val="single" w:sz="4" w:space="0" w:color="000000"/>
-              <w:left w:val="single" w:sz="4" w:space="0" w:color="000000"/>
-              <w:bottom w:val="single" w:sz="4" w:space="0" w:color="000000"/>
-              <w:right w:val="single" w:sz="4" w:space="0" w:color="000000"/>
-            </w:tcBorders>
-            <w:shd w:val="clear" w:color="auto" w:fill="FFFFFF"/>
-            <w:tcMar>
-              <w:top w:w="100" w:type="dxa"/>
-              <w:left w:w="100" w:type="dxa"/>
-              <w:bottom w:w="100" w:type="dxa"/>
-              <w:right w:w="100" w:type="dxa"/>
-            </w:tcMar>
-            <w:hideMark/>
-          </w:tcPr>
-          <w:p>
-            <w:pPr>
-              <w:spacing w:after="0" w:line="240" w:lineRule="auto"/>
-              <w:rPr>
-                <w:rFonts w:ascii="Times New Roman" w:eastAsia="Times New Roman" w:hAnsi="Times New Roman" w:cs="Times New Roman"/>
-                <w:color w:val="000000"/>
-                <w:sz w:val="27"/>
-                <w:szCs w:val="27"/>
-                <w:lang w:eastAsia="pt-BR"/>
-              </w:rPr>
-            </w:pPr>
-            <w:r>
-              <w:rPr>
-                <w:rFonts w:ascii="Arial" w:eastAsia="Times New Roman" w:hAnsi="Arial" w:cs="Arial"/>
-                <w:color w:val="000000"/>
-                <w:sz w:val="24"/>
-                <w:szCs w:val="24"/>
-                <w:lang w:eastAsia="pt-BR"/>
-              </w:rPr>
-              <w:lastRenderedPageBreak/>
-              <w:t>RF10</w:t>
-            </w:r>
-          </w:p>
-        </w:tc>
-        <w:tc>
-          <w:tcPr>
-            <w:tcW w:w="3360" w:type="dxa"/>
-            <w:tcBorders>
-              <w:top w:val="single" w:sz="4" w:space="0" w:color="000000"/>
-              <w:left w:val="single" w:sz="4" w:space="0" w:color="000000"/>
-              <w:bottom w:val="single" w:sz="4" w:space="0" w:color="000000"/>
-              <w:right w:val="single" w:sz="4" w:space="0" w:color="000000"/>
-            </w:tcBorders>
-            <w:shd w:val="clear" w:color="auto" w:fill="FFFFFF"/>
-            <w:tcMar>
-              <w:top w:w="100" w:type="dxa"/>
-              <w:left w:w="100" w:type="dxa"/>
-              <w:bottom w:w="100" w:type="dxa"/>
-              <w:right w:w="100" w:type="dxa"/>
-            </w:tcMar>
-            <w:hideMark/>
-          </w:tcPr>
-          <w:p>
-            <w:pPr>
-              <w:spacing w:after="0" w:line="240" w:lineRule="auto"/>
-              <w:rPr>
-                <w:rFonts w:ascii="Times New Roman" w:eastAsia="Times New Roman" w:hAnsi="Times New Roman" w:cs="Times New Roman"/>
-                <w:color w:val="000000"/>
-                <w:sz w:val="27"/>
-                <w:szCs w:val="27"/>
-                <w:lang w:eastAsia="pt-BR"/>
-              </w:rPr>
-            </w:pPr>
-            <w:r>
-              <w:rPr>
-                <w:rFonts w:ascii="Arial" w:eastAsia="Times New Roman" w:hAnsi="Arial" w:cs="Arial"/>
-                <w:color w:val="000000"/>
-                <w:sz w:val="24"/>
-                <w:szCs w:val="24"/>
-                <w:lang w:eastAsia="pt-BR"/>
-              </w:rPr>
-              <w:t>Registrar saída de estoque.</w:t>
-            </w:r>
-          </w:p>
-        </w:tc>
-        <w:tc>
-          <w:tcPr>
-            <w:tcW w:w="4440" w:type="dxa"/>
-            <w:tcBorders>
-              <w:top w:val="single" w:sz="4" w:space="0" w:color="000000"/>
-              <w:left w:val="single" w:sz="4" w:space="0" w:color="000000"/>
-              <w:bottom w:val="single" w:sz="4" w:space="0" w:color="000000"/>
-              <w:right w:val="single" w:sz="4" w:space="0" w:color="000000"/>
-            </w:tcBorders>
-            <w:shd w:val="clear" w:color="auto" w:fill="FFFFFF"/>
-            <w:tcMar>
-              <w:top w:w="100" w:type="dxa"/>
-              <w:left w:w="100" w:type="dxa"/>
-              <w:bottom w:w="100" w:type="dxa"/>
-              <w:right w:w="100" w:type="dxa"/>
-            </w:tcMar>
-            <w:hideMark/>
-          </w:tcPr>
-          <w:p>
-            <w:pPr>
-              <w:spacing w:after="0" w:line="240" w:lineRule="auto"/>
-              <w:rPr>
-                <w:rFonts w:ascii="Times New Roman" w:eastAsia="Times New Roman" w:hAnsi="Times New Roman" w:cs="Times New Roman"/>
-                <w:color w:val="000000"/>
-                <w:sz w:val="27"/>
-                <w:szCs w:val="27"/>
-                <w:lang w:eastAsia="pt-BR"/>
-              </w:rPr>
-            </w:pPr>
-            <w:r>
-              <w:rPr>
-                <w:rFonts w:ascii="Arial" w:eastAsia="Times New Roman" w:hAnsi="Arial" w:cs="Arial"/>
-                <w:color w:val="000000"/>
-                <w:sz w:val="24"/>
-                <w:szCs w:val="24"/>
-                <w:lang w:eastAsia="pt-BR"/>
-              </w:rPr>
-              <w:t>Registrar a saída de um produto no estoque, informando o produto, quantidade e responsável.</w:t>
-            </w:r>
-          </w:p>
-        </w:tc>
-      </w:tr>
-      <w:tr>
-        <w:tc>
-          <w:tcPr>
-            <w:tcW w:w="1680" w:type="dxa"/>
-            <w:tcBorders>
-              <w:top w:val="single" w:sz="4" w:space="0" w:color="000000"/>
-              <w:left w:val="single" w:sz="4" w:space="0" w:color="000000"/>
-              <w:bottom w:val="single" w:sz="4" w:space="0" w:color="000000"/>
-              <w:right w:val="single" w:sz="4" w:space="0" w:color="000000"/>
-            </w:tcBorders>
-            <w:shd w:val="clear" w:color="auto" w:fill="FFFFFF"/>
-            <w:tcMar>
-              <w:top w:w="100" w:type="dxa"/>
-              <w:left w:w="100" w:type="dxa"/>
-              <w:bottom w:w="100" w:type="dxa"/>
-              <w:right w:w="100" w:type="dxa"/>
-            </w:tcMar>
-            <w:hideMark/>
-          </w:tcPr>
-          <w:p>
-            <w:pPr>
-              <w:spacing w:after="0" w:line="240" w:lineRule="auto"/>
-              <w:rPr>
-                <w:rFonts w:ascii="Times New Roman" w:eastAsia="Times New Roman" w:hAnsi="Times New Roman" w:cs="Times New Roman"/>
-                <w:color w:val="000000"/>
-                <w:sz w:val="27"/>
-                <w:szCs w:val="27"/>
-                <w:lang w:eastAsia="pt-BR"/>
-              </w:rPr>
-            </w:pPr>
-            <w:r>
-              <w:rPr>
-                <w:rFonts w:ascii="Arial" w:eastAsia="Times New Roman" w:hAnsi="Arial" w:cs="Arial"/>
-                <w:color w:val="000000"/>
-                <w:sz w:val="24"/>
-                <w:szCs w:val="24"/>
-                <w:lang w:eastAsia="pt-BR"/>
-              </w:rPr>
-              <w:t>RF11</w:t>
-            </w:r>
-          </w:p>
-        </w:tc>
-        <w:tc>
-          <w:tcPr>
-            <w:tcW w:w="3360" w:type="dxa"/>
-            <w:tcBorders>
-              <w:top w:val="single" w:sz="4" w:space="0" w:color="000000"/>
-              <w:left w:val="single" w:sz="4" w:space="0" w:color="000000"/>
-              <w:bottom w:val="single" w:sz="4" w:space="0" w:color="000000"/>
-              <w:right w:val="single" w:sz="4" w:space="0" w:color="000000"/>
-            </w:tcBorders>
-            <w:shd w:val="clear" w:color="auto" w:fill="FFFFFF"/>
-            <w:tcMar>
-              <w:top w:w="100" w:type="dxa"/>
-              <w:left w:w="100" w:type="dxa"/>
-              <w:bottom w:w="100" w:type="dxa"/>
-              <w:right w:w="100" w:type="dxa"/>
-            </w:tcMar>
-            <w:hideMark/>
-          </w:tcPr>
-          <w:p>
-            <w:pPr>
-              <w:spacing w:after="0" w:line="240" w:lineRule="auto"/>
-              <w:rPr>
-                <w:rFonts w:ascii="Times New Roman" w:eastAsia="Times New Roman" w:hAnsi="Times New Roman" w:cs="Times New Roman"/>
-                <w:color w:val="000000"/>
-                <w:sz w:val="27"/>
-                <w:szCs w:val="27"/>
-                <w:lang w:eastAsia="pt-BR"/>
-              </w:rPr>
-            </w:pPr>
-            <w:r>
-              <w:rPr>
-                <w:rFonts w:ascii="Arial" w:eastAsia="Times New Roman" w:hAnsi="Arial" w:cs="Arial"/>
-                <w:color w:val="000000"/>
-                <w:sz w:val="24"/>
-                <w:szCs w:val="24"/>
-                <w:lang w:eastAsia="pt-BR"/>
-              </w:rPr>
-              <w:t>Configurar estoque mínimo.</w:t>
-            </w:r>
-          </w:p>
-        </w:tc>
-        <w:tc>
-          <w:tcPr>
-            <w:tcW w:w="4440" w:type="dxa"/>
-            <w:tcBorders>
-              <w:top w:val="single" w:sz="4" w:space="0" w:color="000000"/>
-              <w:left w:val="single" w:sz="4" w:space="0" w:color="000000"/>
-              <w:bottom w:val="single" w:sz="4" w:space="0" w:color="000000"/>
-              <w:right w:val="single" w:sz="4" w:space="0" w:color="000000"/>
-            </w:tcBorders>
-            <w:shd w:val="clear" w:color="auto" w:fill="FFFFFF"/>
-            <w:tcMar>
-              <w:top w:w="100" w:type="dxa"/>
-              <w:left w:w="100" w:type="dxa"/>
-              <w:bottom w:w="100" w:type="dxa"/>
-              <w:right w:w="100" w:type="dxa"/>
-            </w:tcMar>
-            <w:hideMark/>
-          </w:tcPr>
-          <w:p>
-            <w:pPr>
-              <w:spacing w:after="0" w:line="240" w:lineRule="auto"/>
-              <w:rPr>
-                <w:rFonts w:ascii="Times New Roman" w:eastAsia="Times New Roman" w:hAnsi="Times New Roman" w:cs="Times New Roman"/>
-                <w:color w:val="000000"/>
-                <w:sz w:val="27"/>
-                <w:szCs w:val="27"/>
-                <w:lang w:eastAsia="pt-BR"/>
-              </w:rPr>
-            </w:pPr>
-            <w:r>
-              <w:rPr>
-                <w:rFonts w:ascii="Arial" w:eastAsia="Times New Roman" w:hAnsi="Arial" w:cs="Arial"/>
-                <w:color w:val="000000"/>
-                <w:sz w:val="24"/>
-                <w:szCs w:val="24"/>
-                <w:lang w:eastAsia="pt-BR"/>
-              </w:rPr>
-              <w:t>Permitir que o usuário configure o estoque mínimo dos produtos.</w:t>
-            </w:r>
-          </w:p>
-        </w:tc>
-      </w:tr>
-      <w:tr>
-        <w:tc>
-          <w:tcPr>
-            <w:tcW w:w="1680" w:type="dxa"/>
-            <w:tcBorders>
-              <w:top w:val="single" w:sz="4" w:space="0" w:color="000000"/>
-              <w:left w:val="single" w:sz="4" w:space="0" w:color="000000"/>
-              <w:bottom w:val="single" w:sz="4" w:space="0" w:color="000000"/>
-              <w:right w:val="single" w:sz="4" w:space="0" w:color="000000"/>
-            </w:tcBorders>
-            <w:shd w:val="clear" w:color="auto" w:fill="FFFFFF"/>
-            <w:tcMar>
-              <w:top w:w="100" w:type="dxa"/>
-              <w:left w:w="100" w:type="dxa"/>
-              <w:bottom w:w="100" w:type="dxa"/>
-              <w:right w:w="100" w:type="dxa"/>
-            </w:tcMar>
-            <w:hideMark/>
-          </w:tcPr>
-          <w:p>
-            <w:pPr>
-              <w:spacing w:after="0" w:line="240" w:lineRule="auto"/>
-              <w:rPr>
-                <w:rFonts w:ascii="Times New Roman" w:eastAsia="Times New Roman" w:hAnsi="Times New Roman" w:cs="Times New Roman"/>
-                <w:color w:val="000000"/>
-                <w:sz w:val="27"/>
-                <w:szCs w:val="27"/>
-                <w:lang w:eastAsia="pt-BR"/>
-              </w:rPr>
-            </w:pPr>
-            <w:r>
-              <w:rPr>
-                <w:rFonts w:ascii="Arial" w:eastAsia="Times New Roman" w:hAnsi="Arial" w:cs="Arial"/>
-                <w:color w:val="000000"/>
-                <w:sz w:val="24"/>
-                <w:szCs w:val="24"/>
-                <w:lang w:eastAsia="pt-BR"/>
-              </w:rPr>
-              <w:t>RF12</w:t>
-            </w:r>
-          </w:p>
-        </w:tc>
-        <w:tc>
-          <w:tcPr>
-            <w:tcW w:w="3360" w:type="dxa"/>
-            <w:tcBorders>
-              <w:top w:val="single" w:sz="4" w:space="0" w:color="000000"/>
-              <w:left w:val="single" w:sz="4" w:space="0" w:color="000000"/>
-              <w:bottom w:val="single" w:sz="4" w:space="0" w:color="000000"/>
-              <w:right w:val="single" w:sz="4" w:space="0" w:color="000000"/>
-            </w:tcBorders>
-            <w:shd w:val="clear" w:color="auto" w:fill="FFFFFF"/>
-            <w:tcMar>
-              <w:top w:w="100" w:type="dxa"/>
-              <w:left w:w="100" w:type="dxa"/>
-              <w:bottom w:w="100" w:type="dxa"/>
-              <w:right w:w="100" w:type="dxa"/>
-            </w:tcMar>
-            <w:hideMark/>
-          </w:tcPr>
-          <w:p>
-            <w:pPr>
-              <w:spacing w:after="0" w:line="240" w:lineRule="auto"/>
-              <w:rPr>
-                <w:rFonts w:ascii="Times New Roman" w:eastAsia="Times New Roman" w:hAnsi="Times New Roman" w:cs="Times New Roman"/>
-                <w:color w:val="000000"/>
-                <w:sz w:val="27"/>
-                <w:szCs w:val="27"/>
-                <w:lang w:eastAsia="pt-BR"/>
-              </w:rPr>
-            </w:pPr>
-            <w:r>
-              <w:rPr>
-                <w:rFonts w:ascii="Arial" w:eastAsia="Times New Roman" w:hAnsi="Arial" w:cs="Arial"/>
-                <w:color w:val="000000"/>
-                <w:sz w:val="24"/>
-                <w:szCs w:val="24"/>
-                <w:lang w:eastAsia="pt-BR"/>
-              </w:rPr>
-              <w:t>Atualizar a quantidade de estoque.</w:t>
-            </w:r>
-          </w:p>
-        </w:tc>
-        <w:tc>
-          <w:tcPr>
-            <w:tcW w:w="4440" w:type="dxa"/>
-            <w:tcBorders>
-              <w:top w:val="single" w:sz="4" w:space="0" w:color="000000"/>
-              <w:left w:val="single" w:sz="4" w:space="0" w:color="000000"/>
-              <w:bottom w:val="single" w:sz="4" w:space="0" w:color="000000"/>
-              <w:right w:val="single" w:sz="4" w:space="0" w:color="000000"/>
-            </w:tcBorders>
-            <w:shd w:val="clear" w:color="auto" w:fill="FFFFFF"/>
-            <w:tcMar>
-              <w:top w:w="100" w:type="dxa"/>
-              <w:left w:w="100" w:type="dxa"/>
-              <w:bottom w:w="100" w:type="dxa"/>
-              <w:right w:w="100" w:type="dxa"/>
-            </w:tcMar>
-            <w:hideMark/>
-          </w:tcPr>
-          <w:p>
-            <w:pPr>
-              <w:spacing w:after="0" w:line="240" w:lineRule="auto"/>
-              <w:rPr>
-                <w:rFonts w:ascii="Times New Roman" w:eastAsia="Times New Roman" w:hAnsi="Times New Roman" w:cs="Times New Roman"/>
-                <w:color w:val="000000"/>
-                <w:sz w:val="27"/>
-                <w:szCs w:val="27"/>
-                <w:lang w:eastAsia="pt-BR"/>
-              </w:rPr>
-            </w:pPr>
-            <w:r>
-              <w:rPr>
-                <w:rFonts w:ascii="Arial" w:eastAsia="Times New Roman" w:hAnsi="Arial" w:cs="Arial"/>
-                <w:color w:val="000000"/>
-                <w:sz w:val="24"/>
-                <w:szCs w:val="24"/>
-                <w:lang w:eastAsia="pt-BR"/>
-              </w:rPr>
               <w:t>Atualizar automaticamente a quantidade de estoque ao registrar entradas e saídas.</w:t>
-            </w:r>
-          </w:p>
-        </w:tc>
-      </w:tr>
-      <w:tr>
-        <w:tc>
-          <w:tcPr>
-            <w:tcW w:w="1680" w:type="dxa"/>
-            <w:tcBorders>
-              <w:top w:val="single" w:sz="4" w:space="0" w:color="000000"/>
-              <w:left w:val="single" w:sz="4" w:space="0" w:color="000000"/>
-              <w:bottom w:val="single" w:sz="4" w:space="0" w:color="000000"/>
-              <w:right w:val="single" w:sz="4" w:space="0" w:color="000000"/>
-            </w:tcBorders>
-            <w:shd w:val="clear" w:color="auto" w:fill="FFFFFF"/>
-            <w:tcMar>
-              <w:top w:w="100" w:type="dxa"/>
-              <w:left w:w="100" w:type="dxa"/>
-              <w:bottom w:w="100" w:type="dxa"/>
-              <w:right w:w="100" w:type="dxa"/>
-            </w:tcMar>
-            <w:hideMark/>
-          </w:tcPr>
-          <w:p>
-            <w:pPr>
-              <w:spacing w:after="0" w:line="240" w:lineRule="auto"/>
-              <w:rPr>
-                <w:rFonts w:ascii="Times New Roman" w:eastAsia="Times New Roman" w:hAnsi="Times New Roman" w:cs="Times New Roman"/>
-                <w:color w:val="000000"/>
-                <w:sz w:val="27"/>
-                <w:szCs w:val="27"/>
-                <w:lang w:eastAsia="pt-BR"/>
-              </w:rPr>
-            </w:pPr>
-            <w:r>
-              <w:rPr>
-                <w:rFonts w:ascii="Arial" w:eastAsia="Times New Roman" w:hAnsi="Arial" w:cs="Arial"/>
-                <w:color w:val="000000"/>
-                <w:sz w:val="24"/>
-                <w:szCs w:val="24"/>
-                <w:lang w:eastAsia="pt-BR"/>
-              </w:rPr>
-              <w:t>RF13</w:t>
-            </w:r>
-          </w:p>
-        </w:tc>
-        <w:tc>
-          <w:tcPr>
-            <w:tcW w:w="3360" w:type="dxa"/>
-            <w:tcBorders>
-              <w:top w:val="single" w:sz="4" w:space="0" w:color="000000"/>
-              <w:left w:val="single" w:sz="4" w:space="0" w:color="000000"/>
-              <w:bottom w:val="single" w:sz="4" w:space="0" w:color="000000"/>
-              <w:right w:val="single" w:sz="4" w:space="0" w:color="000000"/>
-            </w:tcBorders>
-            <w:shd w:val="clear" w:color="auto" w:fill="FFFFFF"/>
-            <w:tcMar>
-              <w:top w:w="100" w:type="dxa"/>
-              <w:left w:w="100" w:type="dxa"/>
-              <w:bottom w:w="100" w:type="dxa"/>
-              <w:right w:w="100" w:type="dxa"/>
-            </w:tcMar>
-            <w:hideMark/>
-          </w:tcPr>
-          <w:p>
-            <w:pPr>
-              <w:spacing w:after="0" w:line="240" w:lineRule="auto"/>
-              <w:rPr>
-                <w:rFonts w:ascii="Times New Roman" w:eastAsia="Times New Roman" w:hAnsi="Times New Roman" w:cs="Times New Roman"/>
-                <w:color w:val="000000"/>
-                <w:sz w:val="27"/>
-                <w:szCs w:val="27"/>
-                <w:lang w:eastAsia="pt-BR"/>
-              </w:rPr>
-            </w:pPr>
-            <w:r>
-              <w:rPr>
-                <w:rFonts w:ascii="Arial" w:eastAsia="Times New Roman" w:hAnsi="Arial" w:cs="Arial"/>
-                <w:color w:val="000000"/>
-                <w:sz w:val="24"/>
-                <w:szCs w:val="24"/>
-                <w:lang w:eastAsia="pt-BR"/>
-              </w:rPr>
-              <w:t xml:space="preserve">Filtrar histórico por </w:t>
-            </w:r>
-            <w:r>
-              <w:rPr>
-                <w:rFonts w:ascii="Arial" w:eastAsia="Times New Roman" w:hAnsi="Arial" w:cs="Arial"/>
-                <w:color w:val="000000"/>
-                <w:sz w:val="24"/>
-                <w:szCs w:val="24"/>
-                <w:lang w:eastAsia="pt-BR"/>
-              </w:rPr>
-              <w:t xml:space="preserve">nome do </w:t>
-            </w:r>
-            <w:r>
-              <w:rPr>
-                <w:rFonts w:ascii="Arial" w:eastAsia="Times New Roman" w:hAnsi="Arial" w:cs="Arial"/>
-                <w:color w:val="000000"/>
-                <w:sz w:val="24"/>
-                <w:szCs w:val="24"/>
-                <w:lang w:eastAsia="pt-BR"/>
-              </w:rPr>
-              <w:t>produto.</w:t>
-            </w:r>
-          </w:p>
-        </w:tc>
-        <w:tc>
-          <w:tcPr>
-            <w:tcW w:w="4440" w:type="dxa"/>
-            <w:tcBorders>
-              <w:top w:val="single" w:sz="4" w:space="0" w:color="000000"/>
-              <w:left w:val="single" w:sz="4" w:space="0" w:color="000000"/>
-              <w:bottom w:val="single" w:sz="4" w:space="0" w:color="000000"/>
-              <w:right w:val="single" w:sz="4" w:space="0" w:color="000000"/>
-            </w:tcBorders>
-            <w:shd w:val="clear" w:color="auto" w:fill="FFFFFF"/>
-            <w:tcMar>
-              <w:top w:w="100" w:type="dxa"/>
-              <w:left w:w="100" w:type="dxa"/>
-              <w:bottom w:w="100" w:type="dxa"/>
-              <w:right w:w="100" w:type="dxa"/>
-            </w:tcMar>
-            <w:hideMark/>
-          </w:tcPr>
-          <w:p>
-            <w:pPr>
-              <w:spacing w:after="0" w:line="240" w:lineRule="auto"/>
-              <w:rPr>
-                <w:rFonts w:ascii="Times New Roman" w:eastAsia="Times New Roman" w:hAnsi="Times New Roman" w:cs="Times New Roman"/>
-                <w:color w:val="000000"/>
-                <w:sz w:val="27"/>
-                <w:szCs w:val="27"/>
-                <w:lang w:eastAsia="pt-BR"/>
-              </w:rPr>
-            </w:pPr>
-            <w:r>
-              <w:rPr>
-                <w:rFonts w:ascii="Arial" w:eastAsia="Times New Roman" w:hAnsi="Arial" w:cs="Arial"/>
-                <w:color w:val="000000"/>
-                <w:sz w:val="24"/>
-                <w:szCs w:val="24"/>
-                <w:lang w:eastAsia="pt-BR"/>
-              </w:rPr>
-              <w:t>Filtrar os históricos pelo nome do produto.</w:t>
-            </w:r>
-          </w:p>
-        </w:tc>
-      </w:tr>
-      <w:tr>
-        <w:tc>
-          <w:tcPr>
-            <w:tcW w:w="1680" w:type="dxa"/>
-            <w:tcBorders>
-              <w:top w:val="single" w:sz="4" w:space="0" w:color="000000"/>
-              <w:left w:val="single" w:sz="4" w:space="0" w:color="000000"/>
-              <w:bottom w:val="single" w:sz="4" w:space="0" w:color="000000"/>
-              <w:right w:val="single" w:sz="4" w:space="0" w:color="000000"/>
-            </w:tcBorders>
-            <w:shd w:val="clear" w:color="auto" w:fill="FFFFFF"/>
-            <w:tcMar>
-              <w:top w:w="100" w:type="dxa"/>
-              <w:left w:w="100" w:type="dxa"/>
-              <w:bottom w:w="100" w:type="dxa"/>
-              <w:right w:w="100" w:type="dxa"/>
-            </w:tcMar>
-          </w:tcPr>
-          <w:p>
-            <w:pPr>
-              <w:spacing w:after="0" w:line="240" w:lineRule="auto"/>
-              <w:rPr>
-                <w:rFonts w:ascii="Arial" w:eastAsia="Times New Roman" w:hAnsi="Arial" w:cs="Arial"/>
-                <w:color w:val="000000"/>
-                <w:sz w:val="24"/>
-                <w:szCs w:val="24"/>
-                <w:lang w:eastAsia="pt-BR"/>
-              </w:rPr>
-            </w:pPr>
-            <w:r>
-              <w:rPr>
-                <w:rFonts w:ascii="Arial" w:eastAsia="Times New Roman" w:hAnsi="Arial" w:cs="Arial"/>
-                <w:color w:val="000000"/>
-                <w:sz w:val="24"/>
-                <w:szCs w:val="24"/>
-                <w:lang w:eastAsia="pt-BR"/>
-              </w:rPr>
-              <w:t>RF14</w:t>
-            </w:r>
-          </w:p>
-        </w:tc>
-        <w:tc>
-          <w:tcPr>
-            <w:tcW w:w="3360" w:type="dxa"/>
-            <w:tcBorders>
-              <w:top w:val="single" w:sz="4" w:space="0" w:color="000000"/>
-              <w:left w:val="single" w:sz="4" w:space="0" w:color="000000"/>
-              <w:bottom w:val="single" w:sz="4" w:space="0" w:color="000000"/>
-              <w:right w:val="single" w:sz="4" w:space="0" w:color="000000"/>
-            </w:tcBorders>
-            <w:shd w:val="clear" w:color="auto" w:fill="FFFFFF"/>
-            <w:tcMar>
-              <w:top w:w="100" w:type="dxa"/>
-              <w:left w:w="100" w:type="dxa"/>
-              <w:bottom w:w="100" w:type="dxa"/>
-              <w:right w:w="100" w:type="dxa"/>
-            </w:tcMar>
-          </w:tcPr>
-          <w:p>
-            <w:pPr>
-              <w:spacing w:after="0" w:line="240" w:lineRule="auto"/>
-              <w:rPr>
-                <w:rFonts w:ascii="Arial" w:eastAsia="Times New Roman" w:hAnsi="Arial" w:cs="Arial"/>
-                <w:color w:val="000000"/>
-                <w:sz w:val="24"/>
-                <w:szCs w:val="24"/>
-                <w:lang w:eastAsia="pt-BR"/>
-              </w:rPr>
-            </w:pPr>
-            <w:r>
-              <w:rPr>
-                <w:rFonts w:ascii="Arial" w:eastAsia="Times New Roman" w:hAnsi="Arial" w:cs="Arial"/>
-                <w:color w:val="000000"/>
-                <w:sz w:val="24"/>
-                <w:szCs w:val="24"/>
-                <w:lang w:eastAsia="pt-BR"/>
-              </w:rPr>
-              <w:t>Filtrar produtos por quantidade.</w:t>
-            </w:r>
-          </w:p>
-        </w:tc>
-        <w:tc>
-          <w:tcPr>
-            <w:tcW w:w="4440" w:type="dxa"/>
-            <w:tcBorders>
-              <w:top w:val="single" w:sz="4" w:space="0" w:color="000000"/>
-              <w:left w:val="single" w:sz="4" w:space="0" w:color="000000"/>
-              <w:bottom w:val="single" w:sz="4" w:space="0" w:color="000000"/>
-              <w:right w:val="single" w:sz="4" w:space="0" w:color="000000"/>
-            </w:tcBorders>
-            <w:shd w:val="clear" w:color="auto" w:fill="FFFFFF"/>
-            <w:tcMar>
-              <w:top w:w="100" w:type="dxa"/>
-              <w:left w:w="100" w:type="dxa"/>
-              <w:bottom w:w="100" w:type="dxa"/>
-              <w:right w:w="100" w:type="dxa"/>
-            </w:tcMar>
-          </w:tcPr>
-          <w:p>
-            <w:pPr>
-              <w:spacing w:after="0" w:line="240" w:lineRule="auto"/>
-              <w:rPr>
-                <w:rFonts w:ascii="Arial" w:eastAsia="Times New Roman" w:hAnsi="Arial" w:cs="Arial"/>
-                <w:color w:val="000000"/>
-                <w:sz w:val="24"/>
-                <w:szCs w:val="24"/>
-                <w:lang w:eastAsia="pt-BR"/>
-              </w:rPr>
-            </w:pPr>
-            <w:r>
-              <w:rPr>
-                <w:rFonts w:ascii="Arial" w:eastAsia="Times New Roman" w:hAnsi="Arial" w:cs="Arial"/>
-                <w:color w:val="000000"/>
-                <w:sz w:val="24"/>
-                <w:szCs w:val="24"/>
-                <w:lang w:eastAsia="pt-BR"/>
-              </w:rPr>
-              <w:t>Filtrar os produtos pela quantidade que possuem.</w:t>
-            </w:r>
-          </w:p>
-        </w:tc>
-      </w:tr>
-      <w:tr>
-        <w:tc>
-          <w:tcPr>
-            <w:tcW w:w="1680" w:type="dxa"/>
-            <w:tcBorders>
-              <w:top w:val="single" w:sz="4" w:space="0" w:color="000000"/>
-              <w:left w:val="single" w:sz="4" w:space="0" w:color="000000"/>
-              <w:bottom w:val="single" w:sz="4" w:space="0" w:color="000000"/>
-              <w:right w:val="single" w:sz="4" w:space="0" w:color="000000"/>
-            </w:tcBorders>
-            <w:shd w:val="clear" w:color="auto" w:fill="FFFFFF"/>
-            <w:tcMar>
-              <w:top w:w="100" w:type="dxa"/>
-              <w:left w:w="100" w:type="dxa"/>
-              <w:bottom w:w="100" w:type="dxa"/>
-              <w:right w:w="100" w:type="dxa"/>
-            </w:tcMar>
-          </w:tcPr>
-          <w:p>
-            <w:pPr>
-              <w:spacing w:after="0" w:line="240" w:lineRule="auto"/>
-              <w:rPr>
-                <w:rFonts w:ascii="Arial" w:eastAsia="Times New Roman" w:hAnsi="Arial" w:cs="Arial"/>
-                <w:color w:val="000000"/>
-                <w:sz w:val="24"/>
-                <w:szCs w:val="24"/>
-                <w:lang w:eastAsia="pt-BR"/>
-              </w:rPr>
-            </w:pPr>
-            <w:r>
-              <w:rPr>
-                <w:rFonts w:ascii="Arial" w:eastAsia="Times New Roman" w:hAnsi="Arial" w:cs="Arial"/>
-                <w:color w:val="000000"/>
-                <w:sz w:val="24"/>
-                <w:szCs w:val="24"/>
-                <w:lang w:eastAsia="pt-BR"/>
-              </w:rPr>
-              <w:t>RF15</w:t>
-            </w:r>
-          </w:p>
-        </w:tc>
-        <w:tc>
-          <w:tcPr>
-            <w:tcW w:w="3360" w:type="dxa"/>
-            <w:tcBorders>
-              <w:top w:val="single" w:sz="4" w:space="0" w:color="000000"/>
-              <w:left w:val="single" w:sz="4" w:space="0" w:color="000000"/>
-              <w:bottom w:val="single" w:sz="4" w:space="0" w:color="000000"/>
-              <w:right w:val="single" w:sz="4" w:space="0" w:color="000000"/>
-            </w:tcBorders>
-            <w:shd w:val="clear" w:color="auto" w:fill="FFFFFF"/>
-            <w:tcMar>
-              <w:top w:w="100" w:type="dxa"/>
-              <w:left w:w="100" w:type="dxa"/>
-              <w:bottom w:w="100" w:type="dxa"/>
-              <w:right w:w="100" w:type="dxa"/>
-            </w:tcMar>
-          </w:tcPr>
-          <w:p>
-            <w:pPr>
-              <w:spacing w:after="0" w:line="240" w:lineRule="auto"/>
-              <w:rPr>
-                <w:rFonts w:ascii="Arial" w:eastAsia="Times New Roman" w:hAnsi="Arial" w:cs="Arial"/>
-                <w:color w:val="000000"/>
-                <w:sz w:val="24"/>
-                <w:szCs w:val="24"/>
-                <w:lang w:eastAsia="pt-BR"/>
-              </w:rPr>
-            </w:pPr>
-            <w:r>
-              <w:rPr>
-                <w:rFonts w:ascii="Arial" w:eastAsia="Times New Roman" w:hAnsi="Arial" w:cs="Arial"/>
-                <w:color w:val="000000"/>
-                <w:sz w:val="24"/>
-                <w:szCs w:val="24"/>
-                <w:lang w:eastAsia="pt-BR"/>
-              </w:rPr>
-              <w:t>Filtrar produtos por tipo.</w:t>
-            </w:r>
-          </w:p>
-        </w:tc>
-        <w:tc>
-          <w:tcPr>
-            <w:tcW w:w="4440" w:type="dxa"/>
-            <w:tcBorders>
-              <w:top w:val="single" w:sz="4" w:space="0" w:color="000000"/>
-              <w:left w:val="single" w:sz="4" w:space="0" w:color="000000"/>
-              <w:bottom w:val="single" w:sz="4" w:space="0" w:color="000000"/>
-              <w:right w:val="single" w:sz="4" w:space="0" w:color="000000"/>
-            </w:tcBorders>
-            <w:shd w:val="clear" w:color="auto" w:fill="FFFFFF"/>
-            <w:tcMar>
-              <w:top w:w="100" w:type="dxa"/>
-              <w:left w:w="100" w:type="dxa"/>
-              <w:bottom w:w="100" w:type="dxa"/>
-              <w:right w:w="100" w:type="dxa"/>
-            </w:tcMar>
-          </w:tcPr>
-          <w:p>
-            <w:pPr>
-              <w:spacing w:after="0" w:line="240" w:lineRule="auto"/>
-              <w:rPr>
-                <w:rFonts w:ascii="Arial" w:eastAsia="Times New Roman" w:hAnsi="Arial" w:cs="Arial"/>
-                <w:color w:val="000000"/>
-                <w:sz w:val="24"/>
-                <w:szCs w:val="24"/>
-                <w:lang w:eastAsia="pt-BR"/>
-              </w:rPr>
-            </w:pPr>
-            <w:r>
-              <w:rPr>
-                <w:rFonts w:ascii="Arial" w:eastAsia="Times New Roman" w:hAnsi="Arial" w:cs="Arial"/>
-                <w:color w:val="000000"/>
-                <w:sz w:val="24"/>
-                <w:szCs w:val="24"/>
-                <w:lang w:eastAsia="pt-BR"/>
-              </w:rPr>
-              <w:t>Filtrar os produtos pelo tipo (Smartphone, Notebook e SmartTV).</w:t>
-            </w:r>
-          </w:p>
-        </w:tc>
-      </w:tr>
-      <w:tr>
-        <w:tc>
-          <w:tcPr>
-            <w:tcW w:w="1680" w:type="dxa"/>
-            <w:tcBorders>
-              <w:top w:val="single" w:sz="4" w:space="0" w:color="000000"/>
-              <w:left w:val="single" w:sz="4" w:space="0" w:color="000000"/>
-              <w:bottom w:val="single" w:sz="4" w:space="0" w:color="000000"/>
-              <w:right w:val="single" w:sz="4" w:space="0" w:color="000000"/>
-            </w:tcBorders>
-            <w:shd w:val="clear" w:color="auto" w:fill="FFFFFF"/>
-            <w:tcMar>
-              <w:top w:w="100" w:type="dxa"/>
-              <w:left w:w="100" w:type="dxa"/>
-              <w:bottom w:w="100" w:type="dxa"/>
-              <w:right w:w="100" w:type="dxa"/>
-            </w:tcMar>
-          </w:tcPr>
-          <w:p>
-            <w:pPr>
-              <w:spacing w:after="0" w:line="240" w:lineRule="auto"/>
-              <w:rPr>
-                <w:rFonts w:ascii="Arial" w:eastAsia="Times New Roman" w:hAnsi="Arial" w:cs="Arial"/>
-                <w:color w:val="000000"/>
-                <w:sz w:val="24"/>
-                <w:szCs w:val="24"/>
-                <w:lang w:eastAsia="pt-BR"/>
-              </w:rPr>
-            </w:pPr>
-            <w:r>
-              <w:rPr>
-                <w:rFonts w:ascii="Arial" w:eastAsia="Times New Roman" w:hAnsi="Arial" w:cs="Arial"/>
-                <w:color w:val="000000"/>
-                <w:sz w:val="24"/>
-                <w:szCs w:val="24"/>
-                <w:lang w:eastAsia="pt-BR"/>
-              </w:rPr>
-              <w:t>RF16</w:t>
-            </w:r>
-          </w:p>
-        </w:tc>
-        <w:tc>
-          <w:tcPr>
-            <w:tcW w:w="3360" w:type="dxa"/>
-            <w:tcBorders>
-              <w:top w:val="single" w:sz="4" w:space="0" w:color="000000"/>
-              <w:left w:val="single" w:sz="4" w:space="0" w:color="000000"/>
-              <w:bottom w:val="single" w:sz="4" w:space="0" w:color="000000"/>
-              <w:right w:val="single" w:sz="4" w:space="0" w:color="000000"/>
-            </w:tcBorders>
-            <w:shd w:val="clear" w:color="auto" w:fill="FFFFFF"/>
-            <w:tcMar>
-              <w:top w:w="100" w:type="dxa"/>
-              <w:left w:w="100" w:type="dxa"/>
-              <w:bottom w:w="100" w:type="dxa"/>
-              <w:right w:w="100" w:type="dxa"/>
-            </w:tcMar>
-          </w:tcPr>
-          <w:p>
-            <w:pPr>
-              <w:spacing w:after="0" w:line="240" w:lineRule="auto"/>
-              <w:rPr>
-                <w:rFonts w:ascii="Arial" w:eastAsia="Times New Roman" w:hAnsi="Arial" w:cs="Arial"/>
-                <w:color w:val="000000"/>
-                <w:sz w:val="24"/>
-                <w:szCs w:val="24"/>
-                <w:lang w:eastAsia="pt-BR"/>
-              </w:rPr>
-            </w:pPr>
-            <w:r>
-              <w:rPr>
-                <w:rFonts w:ascii="Arial" w:eastAsia="Times New Roman" w:hAnsi="Arial" w:cs="Arial"/>
-                <w:color w:val="000000"/>
-                <w:sz w:val="24"/>
-                <w:szCs w:val="24"/>
-                <w:lang w:eastAsia="pt-BR"/>
-              </w:rPr>
-              <w:t xml:space="preserve">Filtrar </w:t>
-            </w:r>
-            <w:r>
-              <w:rPr>
-                <w:rFonts w:ascii="Arial" w:eastAsia="Times New Roman" w:hAnsi="Arial" w:cs="Arial"/>
-                <w:color w:val="000000"/>
-                <w:sz w:val="24"/>
-                <w:szCs w:val="24"/>
-                <w:lang w:eastAsia="pt-BR"/>
-              </w:rPr>
-              <w:t>as movimentações pelo produto.</w:t>
-            </w:r>
-          </w:p>
-        </w:tc>
-        <w:tc>
-          <w:tcPr>
-            <w:tcW w:w="4440" w:type="dxa"/>
-            <w:tcBorders>
-              <w:top w:val="single" w:sz="4" w:space="0" w:color="000000"/>
-              <w:left w:val="single" w:sz="4" w:space="0" w:color="000000"/>
-              <w:bottom w:val="single" w:sz="4" w:space="0" w:color="000000"/>
-              <w:right w:val="single" w:sz="4" w:space="0" w:color="000000"/>
-            </w:tcBorders>
-            <w:shd w:val="clear" w:color="auto" w:fill="FFFFFF"/>
-            <w:tcMar>
-              <w:top w:w="100" w:type="dxa"/>
-              <w:left w:w="100" w:type="dxa"/>
-              <w:bottom w:w="100" w:type="dxa"/>
-              <w:right w:w="100" w:type="dxa"/>
-            </w:tcMar>
-          </w:tcPr>
-          <w:p>
-            <w:pPr>
-              <w:spacing w:after="0" w:line="240" w:lineRule="auto"/>
-              <w:rPr>
-                <w:rFonts w:ascii="Arial" w:eastAsia="Times New Roman" w:hAnsi="Arial" w:cs="Arial"/>
-                <w:color w:val="000000"/>
-                <w:sz w:val="24"/>
-                <w:szCs w:val="24"/>
-                <w:lang w:eastAsia="pt-BR"/>
-              </w:rPr>
-            </w:pPr>
-            <w:r>
-              <w:rPr>
-                <w:rFonts w:ascii="Arial" w:eastAsia="Times New Roman" w:hAnsi="Arial" w:cs="Arial"/>
-                <w:color w:val="000000"/>
-                <w:sz w:val="24"/>
-                <w:szCs w:val="24"/>
-                <w:lang w:eastAsia="pt-BR"/>
-              </w:rPr>
-              <w:t xml:space="preserve">Filtra </w:t>
-            </w:r>
-            <w:r>
-              <w:rPr>
-                <w:rFonts w:ascii="Arial" w:eastAsia="Times New Roman" w:hAnsi="Arial" w:cs="Arial"/>
-                <w:color w:val="000000"/>
-                <w:sz w:val="24"/>
-                <w:szCs w:val="24"/>
-                <w:lang w:eastAsia="pt-BR"/>
-              </w:rPr>
-              <w:t xml:space="preserve">as movimentações </w:t>
-            </w:r>
-            <w:r>
-              <w:rPr>
-                <w:rFonts w:ascii="Arial" w:eastAsia="Times New Roman" w:hAnsi="Arial" w:cs="Arial"/>
-                <w:color w:val="000000"/>
-                <w:sz w:val="24"/>
-                <w:szCs w:val="24"/>
-                <w:lang w:eastAsia="pt-BR"/>
-              </w:rPr>
-              <w:t xml:space="preserve">a partir do nome do </w:t>
-            </w:r>
-            <w:r>
-              <w:rPr>
-                <w:rFonts w:ascii="Arial" w:eastAsia="Times New Roman" w:hAnsi="Arial" w:cs="Arial"/>
-                <w:color w:val="000000"/>
-                <w:sz w:val="24"/>
-                <w:szCs w:val="24"/>
-                <w:lang w:eastAsia="pt-BR"/>
-              </w:rPr>
-              <w:t>produto</w:t>
-            </w:r>
-            <w:r>
-              <w:rPr>
-                <w:rFonts w:ascii="Arial" w:eastAsia="Times New Roman" w:hAnsi="Arial" w:cs="Arial"/>
-                <w:color w:val="000000"/>
-                <w:sz w:val="24"/>
-                <w:szCs w:val="24"/>
-                <w:lang w:eastAsia="pt-BR"/>
-              </w:rPr>
-              <w:t>.</w:t>
             </w:r>
           </w:p>
         </w:tc>
